--- a/parity/fixtures/rw-table.docx
+++ b/parity/fixtures/rw-table.docx
@@ -511,7 +511,7 @@
     <w:link w:val="Heading1Char"/>
     <w:uiPriority w:val="9"/>
     <w:qFormat/>
-    <w:rsid w:val="00332BD3"/>
+    <w:rsid w:val="003F0B04"/>
     <w:pPr>
       <w:keepNext/>
       <w:keepLines/>
@@ -534,7 +534,7 @@
     <w:semiHidden/>
     <w:unhideWhenUsed/>
     <w:qFormat/>
-    <w:rsid w:val="00332BD3"/>
+    <w:rsid w:val="003F0B04"/>
     <w:pPr>
       <w:keepNext/>
       <w:keepLines/>
@@ -557,7 +557,7 @@
     <w:semiHidden/>
     <w:unhideWhenUsed/>
     <w:qFormat/>
-    <w:rsid w:val="00332BD3"/>
+    <w:rsid w:val="003F0B04"/>
     <w:pPr>
       <w:keepNext/>
       <w:keepLines/>
@@ -580,7 +580,7 @@
     <w:semiHidden/>
     <w:unhideWhenUsed/>
     <w:qFormat/>
-    <w:rsid w:val="00332BD3"/>
+    <w:rsid w:val="003F0B04"/>
     <w:pPr>
       <w:keepNext/>
       <w:keepLines/>
@@ -603,7 +603,7 @@
     <w:semiHidden/>
     <w:unhideWhenUsed/>
     <w:qFormat/>
-    <w:rsid w:val="00332BD3"/>
+    <w:rsid w:val="003F0B04"/>
     <w:pPr>
       <w:keepNext/>
       <w:keepLines/>
@@ -624,7 +624,7 @@
     <w:semiHidden/>
     <w:unhideWhenUsed/>
     <w:qFormat/>
-    <w:rsid w:val="00332BD3"/>
+    <w:rsid w:val="003F0B04"/>
     <w:pPr>
       <w:keepNext/>
       <w:keepLines/>
@@ -647,7 +647,7 @@
     <w:semiHidden/>
     <w:unhideWhenUsed/>
     <w:qFormat/>
-    <w:rsid w:val="00332BD3"/>
+    <w:rsid w:val="003F0B04"/>
     <w:pPr>
       <w:keepNext/>
       <w:keepLines/>
@@ -668,7 +668,7 @@
     <w:semiHidden/>
     <w:unhideWhenUsed/>
     <w:qFormat/>
-    <w:rsid w:val="00332BD3"/>
+    <w:rsid w:val="003F0B04"/>
     <w:pPr>
       <w:keepNext/>
       <w:keepLines/>
@@ -691,7 +691,7 @@
     <w:semiHidden/>
     <w:unhideWhenUsed/>
     <w:qFormat/>
-    <w:rsid w:val="00332BD3"/>
+    <w:rsid w:val="003F0B04"/>
     <w:pPr>
       <w:keepNext/>
       <w:keepLines/>
@@ -735,7 +735,7 @@
     <w:basedOn w:val="DefaultParagraphFont"/>
     <w:link w:val="Heading1"/>
     <w:uiPriority w:val="9"/>
-    <w:rsid w:val="00332BD3"/>
+    <w:rsid w:val="003F0B04"/>
     <w:rPr>
       <w:rFonts w:asciiTheme="majorHAnsi" w:eastAsiaTheme="majorEastAsia" w:hAnsiTheme="majorHAnsi" w:cstheme="majorBidi"/>
       <w:color w:val="0F4761" w:themeColor="accent1" w:themeShade="BF"/>
@@ -749,7 +749,7 @@
     <w:link w:val="Heading2"/>
     <w:uiPriority w:val="9"/>
     <w:semiHidden/>
-    <w:rsid w:val="00332BD3"/>
+    <w:rsid w:val="003F0B04"/>
     <w:rPr>
       <w:rFonts w:asciiTheme="majorHAnsi" w:eastAsiaTheme="majorEastAsia" w:hAnsiTheme="majorHAnsi" w:cstheme="majorBidi"/>
       <w:color w:val="0F4761" w:themeColor="accent1" w:themeShade="BF"/>
@@ -763,7 +763,7 @@
     <w:link w:val="Heading3"/>
     <w:uiPriority w:val="9"/>
     <w:semiHidden/>
-    <w:rsid w:val="00332BD3"/>
+    <w:rsid w:val="003F0B04"/>
     <w:rPr>
       <w:rFonts w:eastAsiaTheme="majorEastAsia" w:cstheme="majorBidi"/>
       <w:color w:val="0F4761" w:themeColor="accent1" w:themeShade="BF"/>
@@ -777,7 +777,7 @@
     <w:link w:val="Heading4"/>
     <w:uiPriority w:val="9"/>
     <w:semiHidden/>
-    <w:rsid w:val="00332BD3"/>
+    <w:rsid w:val="003F0B04"/>
     <w:rPr>
       <w:rFonts w:eastAsiaTheme="majorEastAsia" w:cstheme="majorBidi"/>
       <w:i/>
@@ -791,7 +791,7 @@
     <w:link w:val="Heading5"/>
     <w:uiPriority w:val="9"/>
     <w:semiHidden/>
-    <w:rsid w:val="00332BD3"/>
+    <w:rsid w:val="003F0B04"/>
     <w:rPr>
       <w:rFonts w:eastAsiaTheme="majorEastAsia" w:cstheme="majorBidi"/>
       <w:color w:val="0F4761" w:themeColor="accent1" w:themeShade="BF"/>
@@ -803,7 +803,7 @@
     <w:link w:val="Heading6"/>
     <w:uiPriority w:val="9"/>
     <w:semiHidden/>
-    <w:rsid w:val="00332BD3"/>
+    <w:rsid w:val="003F0B04"/>
     <w:rPr>
       <w:rFonts w:eastAsiaTheme="majorEastAsia" w:cstheme="majorBidi"/>
       <w:i/>
@@ -817,7 +817,7 @@
     <w:link w:val="Heading7"/>
     <w:uiPriority w:val="9"/>
     <w:semiHidden/>
-    <w:rsid w:val="00332BD3"/>
+    <w:rsid w:val="003F0B04"/>
     <w:rPr>
       <w:rFonts w:eastAsiaTheme="majorEastAsia" w:cstheme="majorBidi"/>
       <w:color w:val="595959" w:themeColor="text1" w:themeTint="A6"/>
@@ -829,7 +829,7 @@
     <w:link w:val="Heading8"/>
     <w:uiPriority w:val="9"/>
     <w:semiHidden/>
-    <w:rsid w:val="00332BD3"/>
+    <w:rsid w:val="003F0B04"/>
     <w:rPr>
       <w:rFonts w:eastAsiaTheme="majorEastAsia" w:cstheme="majorBidi"/>
       <w:i/>
@@ -843,7 +843,7 @@
     <w:link w:val="Heading9"/>
     <w:uiPriority w:val="9"/>
     <w:semiHidden/>
-    <w:rsid w:val="00332BD3"/>
+    <w:rsid w:val="003F0B04"/>
     <w:rPr>
       <w:rFonts w:eastAsiaTheme="majorEastAsia" w:cstheme="majorBidi"/>
       <w:color w:val="272727" w:themeColor="text1" w:themeTint="D8"/>
@@ -856,7 +856,7 @@
     <w:link w:val="TitleChar"/>
     <w:uiPriority w:val="10"/>
     <w:qFormat/>
-    <w:rsid w:val="00332BD3"/>
+    <w:rsid w:val="003F0B04"/>
     <w:pPr>
       <w:spacing w:after="80" w:line="240" w:lineRule="auto"/>
       <w:contextualSpacing/>
@@ -874,7 +874,7 @@
     <w:basedOn w:val="DefaultParagraphFont"/>
     <w:link w:val="Title"/>
     <w:uiPriority w:val="10"/>
-    <w:rsid w:val="00332BD3"/>
+    <w:rsid w:val="003F0B04"/>
     <w:rPr>
       <w:rFonts w:asciiTheme="majorHAnsi" w:eastAsiaTheme="majorEastAsia" w:hAnsiTheme="majorHAnsi" w:cstheme="majorBidi"/>
       <w:spacing w:val="-10"/>
@@ -890,7 +890,7 @@
     <w:link w:val="SubtitleChar"/>
     <w:uiPriority w:val="11"/>
     <w:qFormat/>
-    <w:rsid w:val="00332BD3"/>
+    <w:rsid w:val="003F0B04"/>
     <w:pPr>
       <w:numPr>
         <w:ilvl w:val="1"/>
@@ -909,7 +909,7 @@
     <w:basedOn w:val="DefaultParagraphFont"/>
     <w:link w:val="Subtitle"/>
     <w:uiPriority w:val="11"/>
-    <w:rsid w:val="00332BD3"/>
+    <w:rsid w:val="003F0B04"/>
     <w:rPr>
       <w:rFonts w:eastAsiaTheme="majorEastAsia" w:cstheme="majorBidi"/>
       <w:color w:val="595959" w:themeColor="text1" w:themeTint="A6"/>
@@ -925,7 +925,7 @@
     <w:link w:val="QuoteChar"/>
     <w:uiPriority w:val="29"/>
     <w:qFormat/>
-    <w:rsid w:val="00332BD3"/>
+    <w:rsid w:val="003F0B04"/>
     <w:pPr>
       <w:spacing w:before="160"/>
       <w:jc w:val="center"/>
@@ -941,7 +941,7 @@
     <w:basedOn w:val="DefaultParagraphFont"/>
     <w:link w:val="Quote"/>
     <w:uiPriority w:val="29"/>
-    <w:rsid w:val="00332BD3"/>
+    <w:rsid w:val="003F0B04"/>
     <w:rPr>
       <w:i/>
       <w:iCs/>
@@ -953,7 +953,7 @@
     <w:basedOn w:val="Normal"/>
     <w:uiPriority w:val="34"/>
     <w:qFormat/>
-    <w:rsid w:val="00332BD3"/>
+    <w:rsid w:val="003F0B04"/>
     <w:pPr>
       <w:ind w:left="720"/>
       <w:contextualSpacing/>
@@ -964,7 +964,7 @@
     <w:basedOn w:val="DefaultParagraphFont"/>
     <w:uiPriority w:val="21"/>
     <w:qFormat/>
-    <w:rsid w:val="00332BD3"/>
+    <w:rsid w:val="003F0B04"/>
     <w:rPr>
       <w:i/>
       <w:iCs/>
@@ -978,7 +978,7 @@
     <w:link w:val="IntenseQuoteChar"/>
     <w:uiPriority w:val="30"/>
     <w:qFormat/>
-    <w:rsid w:val="00332BD3"/>
+    <w:rsid w:val="003F0B04"/>
     <w:pPr>
       <w:pBdr>
         <w:top w:val="single" w:sz="4" w:space="10" w:color="0F4761" w:themeColor="accent1" w:themeShade="BF"/>
@@ -999,7 +999,7 @@
     <w:basedOn w:val="DefaultParagraphFont"/>
     <w:link w:val="IntenseQuote"/>
     <w:uiPriority w:val="30"/>
-    <w:rsid w:val="00332BD3"/>
+    <w:rsid w:val="003F0B04"/>
     <w:rPr>
       <w:i/>
       <w:iCs/>
@@ -1011,7 +1011,7 @@
     <w:basedOn w:val="DefaultParagraphFont"/>
     <w:uiPriority w:val="32"/>
     <w:qFormat/>
-    <w:rsid w:val="00332BD3"/>
+    <w:rsid w:val="003F0B04"/>
     <w:rPr>
       <w:b/>
       <w:bCs/>

--- a/parity/fixtures/rw-table.docx
+++ b/parity/fixtures/rw-table.docx
@@ -511,7 +511,7 @@
     <w:link w:val="Heading1Char"/>
     <w:uiPriority w:val="9"/>
     <w:qFormat/>
-    <w:rsid w:val="003F0B04"/>
+    <w:rsid w:val="00E77F93"/>
     <w:pPr>
       <w:keepNext/>
       <w:keepLines/>
@@ -534,7 +534,7 @@
     <w:semiHidden/>
     <w:unhideWhenUsed/>
     <w:qFormat/>
-    <w:rsid w:val="003F0B04"/>
+    <w:rsid w:val="00E77F93"/>
     <w:pPr>
       <w:keepNext/>
       <w:keepLines/>
@@ -557,7 +557,7 @@
     <w:semiHidden/>
     <w:unhideWhenUsed/>
     <w:qFormat/>
-    <w:rsid w:val="003F0B04"/>
+    <w:rsid w:val="00E77F93"/>
     <w:pPr>
       <w:keepNext/>
       <w:keepLines/>
@@ -580,7 +580,7 @@
     <w:semiHidden/>
     <w:unhideWhenUsed/>
     <w:qFormat/>
-    <w:rsid w:val="003F0B04"/>
+    <w:rsid w:val="00E77F93"/>
     <w:pPr>
       <w:keepNext/>
       <w:keepLines/>
@@ -603,7 +603,7 @@
     <w:semiHidden/>
     <w:unhideWhenUsed/>
     <w:qFormat/>
-    <w:rsid w:val="003F0B04"/>
+    <w:rsid w:val="00E77F93"/>
     <w:pPr>
       <w:keepNext/>
       <w:keepLines/>
@@ -624,7 +624,7 @@
     <w:semiHidden/>
     <w:unhideWhenUsed/>
     <w:qFormat/>
-    <w:rsid w:val="003F0B04"/>
+    <w:rsid w:val="00E77F93"/>
     <w:pPr>
       <w:keepNext/>
       <w:keepLines/>
@@ -647,7 +647,7 @@
     <w:semiHidden/>
     <w:unhideWhenUsed/>
     <w:qFormat/>
-    <w:rsid w:val="003F0B04"/>
+    <w:rsid w:val="00E77F93"/>
     <w:pPr>
       <w:keepNext/>
       <w:keepLines/>
@@ -668,7 +668,7 @@
     <w:semiHidden/>
     <w:unhideWhenUsed/>
     <w:qFormat/>
-    <w:rsid w:val="003F0B04"/>
+    <w:rsid w:val="00E77F93"/>
     <w:pPr>
       <w:keepNext/>
       <w:keepLines/>
@@ -691,7 +691,7 @@
     <w:semiHidden/>
     <w:unhideWhenUsed/>
     <w:qFormat/>
-    <w:rsid w:val="003F0B04"/>
+    <w:rsid w:val="00E77F93"/>
     <w:pPr>
       <w:keepNext/>
       <w:keepLines/>
@@ -735,7 +735,7 @@
     <w:basedOn w:val="DefaultParagraphFont"/>
     <w:link w:val="Heading1"/>
     <w:uiPriority w:val="9"/>
-    <w:rsid w:val="003F0B04"/>
+    <w:rsid w:val="00E77F93"/>
     <w:rPr>
       <w:rFonts w:asciiTheme="majorHAnsi" w:eastAsiaTheme="majorEastAsia" w:hAnsiTheme="majorHAnsi" w:cstheme="majorBidi"/>
       <w:color w:val="0F4761" w:themeColor="accent1" w:themeShade="BF"/>
@@ -749,7 +749,7 @@
     <w:link w:val="Heading2"/>
     <w:uiPriority w:val="9"/>
     <w:semiHidden/>
-    <w:rsid w:val="003F0B04"/>
+    <w:rsid w:val="00E77F93"/>
     <w:rPr>
       <w:rFonts w:asciiTheme="majorHAnsi" w:eastAsiaTheme="majorEastAsia" w:hAnsiTheme="majorHAnsi" w:cstheme="majorBidi"/>
       <w:color w:val="0F4761" w:themeColor="accent1" w:themeShade="BF"/>
@@ -763,7 +763,7 @@
     <w:link w:val="Heading3"/>
     <w:uiPriority w:val="9"/>
     <w:semiHidden/>
-    <w:rsid w:val="003F0B04"/>
+    <w:rsid w:val="00E77F93"/>
     <w:rPr>
       <w:rFonts w:eastAsiaTheme="majorEastAsia" w:cstheme="majorBidi"/>
       <w:color w:val="0F4761" w:themeColor="accent1" w:themeShade="BF"/>
@@ -777,7 +777,7 @@
     <w:link w:val="Heading4"/>
     <w:uiPriority w:val="9"/>
     <w:semiHidden/>
-    <w:rsid w:val="003F0B04"/>
+    <w:rsid w:val="00E77F93"/>
     <w:rPr>
       <w:rFonts w:eastAsiaTheme="majorEastAsia" w:cstheme="majorBidi"/>
       <w:i/>
@@ -791,7 +791,7 @@
     <w:link w:val="Heading5"/>
     <w:uiPriority w:val="9"/>
     <w:semiHidden/>
-    <w:rsid w:val="003F0B04"/>
+    <w:rsid w:val="00E77F93"/>
     <w:rPr>
       <w:rFonts w:eastAsiaTheme="majorEastAsia" w:cstheme="majorBidi"/>
       <w:color w:val="0F4761" w:themeColor="accent1" w:themeShade="BF"/>
@@ -803,7 +803,7 @@
     <w:link w:val="Heading6"/>
     <w:uiPriority w:val="9"/>
     <w:semiHidden/>
-    <w:rsid w:val="003F0B04"/>
+    <w:rsid w:val="00E77F93"/>
     <w:rPr>
       <w:rFonts w:eastAsiaTheme="majorEastAsia" w:cstheme="majorBidi"/>
       <w:i/>
@@ -817,7 +817,7 @@
     <w:link w:val="Heading7"/>
     <w:uiPriority w:val="9"/>
     <w:semiHidden/>
-    <w:rsid w:val="003F0B04"/>
+    <w:rsid w:val="00E77F93"/>
     <w:rPr>
       <w:rFonts w:eastAsiaTheme="majorEastAsia" w:cstheme="majorBidi"/>
       <w:color w:val="595959" w:themeColor="text1" w:themeTint="A6"/>
@@ -829,7 +829,7 @@
     <w:link w:val="Heading8"/>
     <w:uiPriority w:val="9"/>
     <w:semiHidden/>
-    <w:rsid w:val="003F0B04"/>
+    <w:rsid w:val="00E77F93"/>
     <w:rPr>
       <w:rFonts w:eastAsiaTheme="majorEastAsia" w:cstheme="majorBidi"/>
       <w:i/>
@@ -843,7 +843,7 @@
     <w:link w:val="Heading9"/>
     <w:uiPriority w:val="9"/>
     <w:semiHidden/>
-    <w:rsid w:val="003F0B04"/>
+    <w:rsid w:val="00E77F93"/>
     <w:rPr>
       <w:rFonts w:eastAsiaTheme="majorEastAsia" w:cstheme="majorBidi"/>
       <w:color w:val="272727" w:themeColor="text1" w:themeTint="D8"/>
@@ -856,7 +856,7 @@
     <w:link w:val="TitleChar"/>
     <w:uiPriority w:val="10"/>
     <w:qFormat/>
-    <w:rsid w:val="003F0B04"/>
+    <w:rsid w:val="00E77F93"/>
     <w:pPr>
       <w:spacing w:after="80" w:line="240" w:lineRule="auto"/>
       <w:contextualSpacing/>
@@ -874,7 +874,7 @@
     <w:basedOn w:val="DefaultParagraphFont"/>
     <w:link w:val="Title"/>
     <w:uiPriority w:val="10"/>
-    <w:rsid w:val="003F0B04"/>
+    <w:rsid w:val="00E77F93"/>
     <w:rPr>
       <w:rFonts w:asciiTheme="majorHAnsi" w:eastAsiaTheme="majorEastAsia" w:hAnsiTheme="majorHAnsi" w:cstheme="majorBidi"/>
       <w:spacing w:val="-10"/>
@@ -890,7 +890,7 @@
     <w:link w:val="SubtitleChar"/>
     <w:uiPriority w:val="11"/>
     <w:qFormat/>
-    <w:rsid w:val="003F0B04"/>
+    <w:rsid w:val="00E77F93"/>
     <w:pPr>
       <w:numPr>
         <w:ilvl w:val="1"/>
@@ -909,7 +909,7 @@
     <w:basedOn w:val="DefaultParagraphFont"/>
     <w:link w:val="Subtitle"/>
     <w:uiPriority w:val="11"/>
-    <w:rsid w:val="003F0B04"/>
+    <w:rsid w:val="00E77F93"/>
     <w:rPr>
       <w:rFonts w:eastAsiaTheme="majorEastAsia" w:cstheme="majorBidi"/>
       <w:color w:val="595959" w:themeColor="text1" w:themeTint="A6"/>
@@ -925,7 +925,7 @@
     <w:link w:val="QuoteChar"/>
     <w:uiPriority w:val="29"/>
     <w:qFormat/>
-    <w:rsid w:val="003F0B04"/>
+    <w:rsid w:val="00E77F93"/>
     <w:pPr>
       <w:spacing w:before="160"/>
       <w:jc w:val="center"/>
@@ -941,7 +941,7 @@
     <w:basedOn w:val="DefaultParagraphFont"/>
     <w:link w:val="Quote"/>
     <w:uiPriority w:val="29"/>
-    <w:rsid w:val="003F0B04"/>
+    <w:rsid w:val="00E77F93"/>
     <w:rPr>
       <w:i/>
       <w:iCs/>
@@ -953,7 +953,7 @@
     <w:basedOn w:val="Normal"/>
     <w:uiPriority w:val="34"/>
     <w:qFormat/>
-    <w:rsid w:val="003F0B04"/>
+    <w:rsid w:val="00E77F93"/>
     <w:pPr>
       <w:ind w:left="720"/>
       <w:contextualSpacing/>
@@ -964,7 +964,7 @@
     <w:basedOn w:val="DefaultParagraphFont"/>
     <w:uiPriority w:val="21"/>
     <w:qFormat/>
-    <w:rsid w:val="003F0B04"/>
+    <w:rsid w:val="00E77F93"/>
     <w:rPr>
       <w:i/>
       <w:iCs/>
@@ -978,7 +978,7 @@
     <w:link w:val="IntenseQuoteChar"/>
     <w:uiPriority w:val="30"/>
     <w:qFormat/>
-    <w:rsid w:val="003F0B04"/>
+    <w:rsid w:val="00E77F93"/>
     <w:pPr>
       <w:pBdr>
         <w:top w:val="single" w:sz="4" w:space="10" w:color="0F4761" w:themeColor="accent1" w:themeShade="BF"/>
@@ -999,7 +999,7 @@
     <w:basedOn w:val="DefaultParagraphFont"/>
     <w:link w:val="IntenseQuote"/>
     <w:uiPriority w:val="30"/>
-    <w:rsid w:val="003F0B04"/>
+    <w:rsid w:val="00E77F93"/>
     <w:rPr>
       <w:i/>
       <w:iCs/>
@@ -1011,7 +1011,7 @@
     <w:basedOn w:val="DefaultParagraphFont"/>
     <w:uiPriority w:val="32"/>
     <w:qFormat/>
-    <w:rsid w:val="003F0B04"/>
+    <w:rsid w:val="00E77F93"/>
     <w:rPr>
       <w:b/>
       <w:bCs/>

--- a/parity/fixtures/rw-table.docx
+++ b/parity/fixtures/rw-table.docx
@@ -4,89 +4,71 @@
   <w:body>
     <w:tbl>
       <w:tblPr>
+        <w:tblStyle w:val="TableGrid"/>
         <w:tblW w:w="0" w:type="auto"/>
-        <w:tblLayout w:type="fixed"/>
-        <w:tblLook w:val="0000" w:firstRow="0" w:lastRow="0" w:firstColumn="0" w:lastColumn="0" w:noHBand="0" w:noVBand="0"/>
+        <w:tblLook w:val="04A0" w:firstRow="1" w:lastRow="0" w:firstColumn="1" w:lastColumn="0" w:noHBand="0" w:noVBand="1"/>
       </w:tblPr>
       <w:tblGrid>
-        <w:gridCol w:w="3120"/>
-        <w:gridCol w:w="3120"/>
-        <w:gridCol w:w="3120"/>
+        <w:gridCol w:w="3116"/>
+        <w:gridCol w:w="3117"/>
+        <w:gridCol w:w="3117"/>
       </w:tblGrid>
       <w:tr>
-        <w:tblPrEx>
-          <w:tblCellMar>
-            <w:top w:w="0" w:type="dxa"/>
-            <w:bottom w:w="0" w:type="dxa"/>
-          </w:tblCellMar>
-        </w:tblPrEx>
         <w:tc>
           <w:tcPr>
-            <w:tcW w:w="3120" w:type="dxa"/>
+            <w:tcW w:w="3116" w:type="dxa"/>
           </w:tcPr>
           <w:p/>
         </w:tc>
         <w:tc>
           <w:tcPr>
-            <w:tcW w:w="3120" w:type="dxa"/>
+            <w:tcW w:w="3117" w:type="dxa"/>
           </w:tcPr>
           <w:p/>
         </w:tc>
         <w:tc>
           <w:tcPr>
-            <w:tcW w:w="3120" w:type="dxa"/>
+            <w:tcW w:w="3117" w:type="dxa"/>
           </w:tcPr>
           <w:p/>
         </w:tc>
       </w:tr>
       <w:tr>
-        <w:tblPrEx>
-          <w:tblCellMar>
-            <w:top w:w="0" w:type="dxa"/>
-            <w:bottom w:w="0" w:type="dxa"/>
-          </w:tblCellMar>
-        </w:tblPrEx>
         <w:tc>
           <w:tcPr>
-            <w:tcW w:w="3120" w:type="dxa"/>
+            <w:tcW w:w="3116" w:type="dxa"/>
           </w:tcPr>
           <w:p/>
         </w:tc>
         <w:tc>
           <w:tcPr>
-            <w:tcW w:w="3120" w:type="dxa"/>
+            <w:tcW w:w="3117" w:type="dxa"/>
           </w:tcPr>
           <w:p/>
         </w:tc>
         <w:tc>
           <w:tcPr>
-            <w:tcW w:w="3120" w:type="dxa"/>
+            <w:tcW w:w="3117" w:type="dxa"/>
           </w:tcPr>
           <w:p/>
         </w:tc>
       </w:tr>
       <w:tr>
-        <w:tblPrEx>
-          <w:tblCellMar>
-            <w:top w:w="0" w:type="dxa"/>
-            <w:bottom w:w="0" w:type="dxa"/>
-          </w:tblCellMar>
-        </w:tblPrEx>
         <w:tc>
           <w:tcPr>
-            <w:tcW w:w="3120" w:type="dxa"/>
+            <w:tcW w:w="3116" w:type="dxa"/>
           </w:tcPr>
           <w:p/>
         </w:tc>
         <w:tc>
           <w:tcPr>
-            <w:tcW w:w="3120" w:type="dxa"/>
+            <w:tcW w:w="3117" w:type="dxa"/>
           </w:tcPr>
           <w:p/>
         </w:tc>
         <w:tc>
           <w:tcPr>
-            <w:tcW w:w="3120" w:type="dxa"/>
+            <w:tcW w:w="3117" w:type="dxa"/>
           </w:tcPr>
           <w:p/>
         </w:tc>
@@ -511,7 +493,7 @@
     <w:link w:val="Heading1Char"/>
     <w:uiPriority w:val="9"/>
     <w:qFormat/>
-    <w:rsid w:val="00E77F93"/>
+    <w:rsid w:val="00870A81"/>
     <w:pPr>
       <w:keepNext/>
       <w:keepLines/>
@@ -534,7 +516,7 @@
     <w:semiHidden/>
     <w:unhideWhenUsed/>
     <w:qFormat/>
-    <w:rsid w:val="00E77F93"/>
+    <w:rsid w:val="00870A81"/>
     <w:pPr>
       <w:keepNext/>
       <w:keepLines/>
@@ -557,7 +539,7 @@
     <w:semiHidden/>
     <w:unhideWhenUsed/>
     <w:qFormat/>
-    <w:rsid w:val="00E77F93"/>
+    <w:rsid w:val="00870A81"/>
     <w:pPr>
       <w:keepNext/>
       <w:keepLines/>
@@ -580,7 +562,7 @@
     <w:semiHidden/>
     <w:unhideWhenUsed/>
     <w:qFormat/>
-    <w:rsid w:val="00E77F93"/>
+    <w:rsid w:val="00870A81"/>
     <w:pPr>
       <w:keepNext/>
       <w:keepLines/>
@@ -603,7 +585,7 @@
     <w:semiHidden/>
     <w:unhideWhenUsed/>
     <w:qFormat/>
-    <w:rsid w:val="00E77F93"/>
+    <w:rsid w:val="00870A81"/>
     <w:pPr>
       <w:keepNext/>
       <w:keepLines/>
@@ -624,7 +606,7 @@
     <w:semiHidden/>
     <w:unhideWhenUsed/>
     <w:qFormat/>
-    <w:rsid w:val="00E77F93"/>
+    <w:rsid w:val="00870A81"/>
     <w:pPr>
       <w:keepNext/>
       <w:keepLines/>
@@ -647,7 +629,7 @@
     <w:semiHidden/>
     <w:unhideWhenUsed/>
     <w:qFormat/>
-    <w:rsid w:val="00E77F93"/>
+    <w:rsid w:val="00870A81"/>
     <w:pPr>
       <w:keepNext/>
       <w:keepLines/>
@@ -668,7 +650,7 @@
     <w:semiHidden/>
     <w:unhideWhenUsed/>
     <w:qFormat/>
-    <w:rsid w:val="00E77F93"/>
+    <w:rsid w:val="00870A81"/>
     <w:pPr>
       <w:keepNext/>
       <w:keepLines/>
@@ -691,7 +673,7 @@
     <w:semiHidden/>
     <w:unhideWhenUsed/>
     <w:qFormat/>
-    <w:rsid w:val="00E77F93"/>
+    <w:rsid w:val="00870A81"/>
     <w:pPr>
       <w:keepNext/>
       <w:keepLines/>
@@ -735,7 +717,7 @@
     <w:basedOn w:val="DefaultParagraphFont"/>
     <w:link w:val="Heading1"/>
     <w:uiPriority w:val="9"/>
-    <w:rsid w:val="00E77F93"/>
+    <w:rsid w:val="00870A81"/>
     <w:rPr>
       <w:rFonts w:asciiTheme="majorHAnsi" w:eastAsiaTheme="majorEastAsia" w:hAnsiTheme="majorHAnsi" w:cstheme="majorBidi"/>
       <w:color w:val="0F4761" w:themeColor="accent1" w:themeShade="BF"/>
@@ -749,7 +731,7 @@
     <w:link w:val="Heading2"/>
     <w:uiPriority w:val="9"/>
     <w:semiHidden/>
-    <w:rsid w:val="00E77F93"/>
+    <w:rsid w:val="00870A81"/>
     <w:rPr>
       <w:rFonts w:asciiTheme="majorHAnsi" w:eastAsiaTheme="majorEastAsia" w:hAnsiTheme="majorHAnsi" w:cstheme="majorBidi"/>
       <w:color w:val="0F4761" w:themeColor="accent1" w:themeShade="BF"/>
@@ -763,7 +745,7 @@
     <w:link w:val="Heading3"/>
     <w:uiPriority w:val="9"/>
     <w:semiHidden/>
-    <w:rsid w:val="00E77F93"/>
+    <w:rsid w:val="00870A81"/>
     <w:rPr>
       <w:rFonts w:eastAsiaTheme="majorEastAsia" w:cstheme="majorBidi"/>
       <w:color w:val="0F4761" w:themeColor="accent1" w:themeShade="BF"/>
@@ -777,7 +759,7 @@
     <w:link w:val="Heading4"/>
     <w:uiPriority w:val="9"/>
     <w:semiHidden/>
-    <w:rsid w:val="00E77F93"/>
+    <w:rsid w:val="00870A81"/>
     <w:rPr>
       <w:rFonts w:eastAsiaTheme="majorEastAsia" w:cstheme="majorBidi"/>
       <w:i/>
@@ -791,7 +773,7 @@
     <w:link w:val="Heading5"/>
     <w:uiPriority w:val="9"/>
     <w:semiHidden/>
-    <w:rsid w:val="00E77F93"/>
+    <w:rsid w:val="00870A81"/>
     <w:rPr>
       <w:rFonts w:eastAsiaTheme="majorEastAsia" w:cstheme="majorBidi"/>
       <w:color w:val="0F4761" w:themeColor="accent1" w:themeShade="BF"/>
@@ -803,7 +785,7 @@
     <w:link w:val="Heading6"/>
     <w:uiPriority w:val="9"/>
     <w:semiHidden/>
-    <w:rsid w:val="00E77F93"/>
+    <w:rsid w:val="00870A81"/>
     <w:rPr>
       <w:rFonts w:eastAsiaTheme="majorEastAsia" w:cstheme="majorBidi"/>
       <w:i/>
@@ -817,7 +799,7 @@
     <w:link w:val="Heading7"/>
     <w:uiPriority w:val="9"/>
     <w:semiHidden/>
-    <w:rsid w:val="00E77F93"/>
+    <w:rsid w:val="00870A81"/>
     <w:rPr>
       <w:rFonts w:eastAsiaTheme="majorEastAsia" w:cstheme="majorBidi"/>
       <w:color w:val="595959" w:themeColor="text1" w:themeTint="A6"/>
@@ -829,7 +811,7 @@
     <w:link w:val="Heading8"/>
     <w:uiPriority w:val="9"/>
     <w:semiHidden/>
-    <w:rsid w:val="00E77F93"/>
+    <w:rsid w:val="00870A81"/>
     <w:rPr>
       <w:rFonts w:eastAsiaTheme="majorEastAsia" w:cstheme="majorBidi"/>
       <w:i/>
@@ -843,7 +825,7 @@
     <w:link w:val="Heading9"/>
     <w:uiPriority w:val="9"/>
     <w:semiHidden/>
-    <w:rsid w:val="00E77F93"/>
+    <w:rsid w:val="00870A81"/>
     <w:rPr>
       <w:rFonts w:eastAsiaTheme="majorEastAsia" w:cstheme="majorBidi"/>
       <w:color w:val="272727" w:themeColor="text1" w:themeTint="D8"/>
@@ -856,7 +838,7 @@
     <w:link w:val="TitleChar"/>
     <w:uiPriority w:val="10"/>
     <w:qFormat/>
-    <w:rsid w:val="00E77F93"/>
+    <w:rsid w:val="00870A81"/>
     <w:pPr>
       <w:spacing w:after="80" w:line="240" w:lineRule="auto"/>
       <w:contextualSpacing/>
@@ -874,7 +856,7 @@
     <w:basedOn w:val="DefaultParagraphFont"/>
     <w:link w:val="Title"/>
     <w:uiPriority w:val="10"/>
-    <w:rsid w:val="00E77F93"/>
+    <w:rsid w:val="00870A81"/>
     <w:rPr>
       <w:rFonts w:asciiTheme="majorHAnsi" w:eastAsiaTheme="majorEastAsia" w:hAnsiTheme="majorHAnsi" w:cstheme="majorBidi"/>
       <w:spacing w:val="-10"/>
@@ -890,7 +872,7 @@
     <w:link w:val="SubtitleChar"/>
     <w:uiPriority w:val="11"/>
     <w:qFormat/>
-    <w:rsid w:val="00E77F93"/>
+    <w:rsid w:val="00870A81"/>
     <w:pPr>
       <w:numPr>
         <w:ilvl w:val="1"/>
@@ -909,7 +891,7 @@
     <w:basedOn w:val="DefaultParagraphFont"/>
     <w:link w:val="Subtitle"/>
     <w:uiPriority w:val="11"/>
-    <w:rsid w:val="00E77F93"/>
+    <w:rsid w:val="00870A81"/>
     <w:rPr>
       <w:rFonts w:eastAsiaTheme="majorEastAsia" w:cstheme="majorBidi"/>
       <w:color w:val="595959" w:themeColor="text1" w:themeTint="A6"/>
@@ -925,7 +907,7 @@
     <w:link w:val="QuoteChar"/>
     <w:uiPriority w:val="29"/>
     <w:qFormat/>
-    <w:rsid w:val="00E77F93"/>
+    <w:rsid w:val="00870A81"/>
     <w:pPr>
       <w:spacing w:before="160"/>
       <w:jc w:val="center"/>
@@ -941,7 +923,7 @@
     <w:basedOn w:val="DefaultParagraphFont"/>
     <w:link w:val="Quote"/>
     <w:uiPriority w:val="29"/>
-    <w:rsid w:val="00E77F93"/>
+    <w:rsid w:val="00870A81"/>
     <w:rPr>
       <w:i/>
       <w:iCs/>
@@ -953,7 +935,7 @@
     <w:basedOn w:val="Normal"/>
     <w:uiPriority w:val="34"/>
     <w:qFormat/>
-    <w:rsid w:val="00E77F93"/>
+    <w:rsid w:val="00870A81"/>
     <w:pPr>
       <w:ind w:left="720"/>
       <w:contextualSpacing/>
@@ -964,7 +946,7 @@
     <w:basedOn w:val="DefaultParagraphFont"/>
     <w:uiPriority w:val="21"/>
     <w:qFormat/>
-    <w:rsid w:val="00E77F93"/>
+    <w:rsid w:val="00870A81"/>
     <w:rPr>
       <w:i/>
       <w:iCs/>
@@ -978,7 +960,7 @@
     <w:link w:val="IntenseQuoteChar"/>
     <w:uiPriority w:val="30"/>
     <w:qFormat/>
-    <w:rsid w:val="00E77F93"/>
+    <w:rsid w:val="00870A81"/>
     <w:pPr>
       <w:pBdr>
         <w:top w:val="single" w:sz="4" w:space="10" w:color="0F4761" w:themeColor="accent1" w:themeShade="BF"/>
@@ -999,7 +981,7 @@
     <w:basedOn w:val="DefaultParagraphFont"/>
     <w:link w:val="IntenseQuote"/>
     <w:uiPriority w:val="30"/>
-    <w:rsid w:val="00E77F93"/>
+    <w:rsid w:val="00870A81"/>
     <w:rPr>
       <w:i/>
       <w:iCs/>
@@ -1011,7 +993,7 @@
     <w:basedOn w:val="DefaultParagraphFont"/>
     <w:uiPriority w:val="32"/>
     <w:qFormat/>
-    <w:rsid w:val="00E77F93"/>
+    <w:rsid w:val="00870A81"/>
     <w:rPr>
       <w:b/>
       <w:bCs/>
@@ -1019,6 +1001,25 @@
       <w:color w:val="0F4761" w:themeColor="accent1" w:themeShade="BF"/>
       <w:spacing w:val="5"/>
     </w:rPr>
+  </w:style>
+  <w:style w:type="table" w:styleId="TableGrid">
+    <w:name w:val="Table Grid"/>
+    <w:basedOn w:val="TableNormal"/>
+    <w:uiPriority w:val="39"/>
+    <w:rsid w:val="00870A81"/>
+    <w:pPr>
+      <w:spacing w:after="0" w:line="240" w:lineRule="auto"/>
+    </w:pPr>
+    <w:tblPr>
+      <w:tblBorders>
+        <w:top w:val="single" w:sz="4" w:space="0" w:color="auto"/>
+        <w:left w:val="single" w:sz="4" w:space="0" w:color="auto"/>
+        <w:bottom w:val="single" w:sz="4" w:space="0" w:color="auto"/>
+        <w:right w:val="single" w:sz="4" w:space="0" w:color="auto"/>
+        <w:insideH w:val="single" w:sz="4" w:space="0" w:color="auto"/>
+        <w:insideV w:val="single" w:sz="4" w:space="0" w:color="auto"/>
+      </w:tblBorders>
+    </w:tblPr>
   </w:style>
 </w:styles>
 </file>
